--- a/outputs/Collision_state_of_the_art_overview.docx
+++ b/outputs/Collision_state_of_the_art_overview.docx
@@ -56,7 +56,7 @@
         <w:rPr>
           <w:i/>
         </w:rPr>
-        <w:t xml:space="preserve">A state-of-the-art assessment of 47 collision papers (24 live-fish</w:t>
+        <w:t xml:space="preserve">A state-of-the-art assessment of 53 collision papers (25 live-fish</w:t>
       </w:r>
       <w:r>
         <w:rPr>
@@ -231,7 +231,7 @@
         <w:pStyle w:val="BodyText"/>
       </w:pPr>
       <w:r>
-        <w:t xml:space="preserve">Scope. All 228 analysed papers were screened for collision relevance</w:t>
+        <w:t xml:space="preserve">Scope. All 255 analysed papers were screened for collision relevance</w:t>
       </w:r>
       <w:r>
         <w:t xml:space="preserve"> </w:t>
@@ -243,25 +243,25 @@
         <w:t xml:space="preserve"> </w:t>
       </w:r>
       <w:r>
-        <w:t xml:space="preserve">leading-edge terms plus title screening); 47 collision-relevant papers</w:t>
-      </w:r>
-      <w:r>
-        <w:t xml:space="preserve"> </w:t>
-      </w:r>
-      <w:r>
-        <w:t xml:space="preserve">were retained. Of these, 25 are live-fish studies — 10 controlled</w:t>
-      </w:r>
-      <w:r>
-        <w:t xml:space="preserve"> </w:t>
-      </w:r>
-      <w:r>
-        <w:t xml:space="preserve">simulated-strike experiments and 15 field-observed passage studies — and</w:t>
-      </w:r>
-      <w:r>
-        <w:t xml:space="preserve"> </w:t>
-      </w:r>
-      <w:r>
-        <w:t xml:space="preserve">these form the reproducibility assessment. The remaining 23</w:t>
+        <w:t xml:space="preserve">leading-edge terms plus title screening); 53 collision-relevant papers</w:t>
+      </w:r>
+      <w:r>
+        <w:t xml:space="preserve"> </w:t>
+      </w:r>
+      <w:r>
+        <w:t xml:space="preserve">were retained. Of these, 25 are live-fish studies — 9 controlled</w:t>
+      </w:r>
+      <w:r>
+        <w:t xml:space="preserve"> </w:t>
+      </w:r>
+      <w:r>
+        <w:t xml:space="preserve">simulated-strike experiments and 16 field-observed passage studies — and</w:t>
+      </w:r>
+      <w:r>
+        <w:t xml:space="preserve"> </w:t>
+      </w:r>
+      <w:r>
+        <w:t xml:space="preserve">these form the reproducibility assessment. The remaining 28</w:t>
       </w:r>
       <w:r>
         <w:t xml:space="preserve"> </w:t>
@@ -1190,7 +1190,7 @@
         <w:pStyle w:val="FirstParagraph"/>
       </w:pPr>
       <w:r>
-        <w:t xml:space="preserve">Method. Each of the 24 live-fish studies was scored against a 10-element</w:t>
+        <w:t xml:space="preserve">Method. Each of the 25 live-fish studies was scored against a 10-element</w:t>
       </w:r>
       <w:r>
         <w:t xml:space="preserve"> </w:t>
@@ -1489,7 +1489,7 @@
               <w:jc w:val="left"/>
             </w:pPr>
             <w:r>
-              <w:t xml:space="preserve">84%</w:t>
+              <w:t xml:space="preserve">88%</w:t>
             </w:r>
           </w:p>
         </w:tc>
@@ -1524,7 +1524,7 @@
               <w:jc w:val="left"/>
             </w:pPr>
             <w:r>
-              <w:t xml:space="preserve">84%</w:t>
+              <w:t xml:space="preserve">88%</w:t>
             </w:r>
           </w:p>
         </w:tc>
@@ -1559,18 +1559,18 @@
               <w:jc w:val="left"/>
             </w:pPr>
             <w:r>
-              <w:t xml:space="preserve">80%</w:t>
-            </w:r>
-          </w:p>
-        </w:tc>
-        <w:tc>
-          <w:p>
-            <w:pPr>
-              <w:pStyle w:val="Compact"/>
-              <w:jc w:val="left"/>
-            </w:pPr>
-            <w:r>
-              <w:t xml:space="preserve">Adequate</w:t>
+              <w:t xml:space="preserve">84%</w:t>
+            </w:r>
+          </w:p>
+        </w:tc>
+        <w:tc>
+          <w:p>
+            <w:pPr>
+              <w:pStyle w:val="Compact"/>
+              <w:jc w:val="left"/>
+            </w:pPr>
+            <w:r>
+              <w:t xml:space="preserve">Strong</w:t>
             </w:r>
           </w:p>
         </w:tc>
@@ -1594,7 +1594,7 @@
               <w:jc w:val="left"/>
             </w:pPr>
             <w:r>
-              <w:t xml:space="preserve">64%</w:t>
+              <w:t xml:space="preserve">68%</w:t>
             </w:r>
           </w:p>
         </w:tc>
@@ -1629,7 +1629,7 @@
               <w:jc w:val="left"/>
             </w:pPr>
             <w:r>
-              <w:t xml:space="preserve">64%</w:t>
+              <w:t xml:space="preserve">68%</w:t>
             </w:r>
           </w:p>
         </w:tc>
@@ -1664,7 +1664,7 @@
               <w:jc w:val="left"/>
             </w:pPr>
             <w:r>
-              <w:t xml:space="preserve">60%</w:t>
+              <w:t xml:space="preserve">56%</w:t>
             </w:r>
           </w:p>
         </w:tc>
@@ -2590,7 +2590,7 @@
         <w:rPr>
           <w:i/>
         </w:rPr>
-        <w:t xml:space="preserve">Method note: the 48-paper collision set and per-criterion scores were</w:t>
+        <w:t xml:space="preserve">Method note: the 53-paper collision set and per-criterion scores were</w:t>
       </w:r>
       <w:r>
         <w:rPr>
